--- a/DSA Degree Lab 1.docx
+++ b/DSA Degree Lab 1.docx
@@ -418,6 +418,48 @@
           <w:szCs w:val="32"/>
         </w:rPr>
       </w:pPr>
+      <w:r>
+        <w:rPr>
+          <w:color w:val="1F1F1F"/>
+          <w:sz w:val="32"/>
+          <w:szCs w:val="32"/>
+        </w:rPr>
+        <w:drawing>
+          <wp:inline distT="0" distB="0" distL="0" distR="0" wp14:anchorId="5DA3406A" wp14:editId="3621487B">
+            <wp:extent cx="5943600" cy="4041140"/>
+            <wp:effectExtent l="0" t="0" r="0" b="0"/>
+            <wp:docPr id="739313685" name="Picture 1"/>
+            <wp:cNvGraphicFramePr>
+              <a:graphicFrameLocks xmlns:a="http://schemas.openxmlformats.org/drawingml/2006/main" noChangeAspect="1"/>
+            </wp:cNvGraphicFramePr>
+            <a:graphic xmlns:a="http://schemas.openxmlformats.org/drawingml/2006/main">
+              <a:graphicData uri="http://schemas.openxmlformats.org/drawingml/2006/picture">
+                <pic:pic xmlns:pic="http://schemas.openxmlformats.org/drawingml/2006/picture">
+                  <pic:nvPicPr>
+                    <pic:cNvPr id="739313685" name=""/>
+                    <pic:cNvPicPr/>
+                  </pic:nvPicPr>
+                  <pic:blipFill>
+                    <a:blip r:embed="rId5"/>
+                    <a:stretch>
+                      <a:fillRect/>
+                    </a:stretch>
+                  </pic:blipFill>
+                  <pic:spPr>
+                    <a:xfrm>
+                      <a:off x="0" y="0"/>
+                      <a:ext cx="5943600" cy="4041140"/>
+                    </a:xfrm>
+                    <a:prstGeom prst="rect">
+                      <a:avLst/>
+                    </a:prstGeom>
+                  </pic:spPr>
+                </pic:pic>
+              </a:graphicData>
+            </a:graphic>
+          </wp:inline>
+        </w:drawing>
+      </w:r>
     </w:p>
     <w:p>
       <w:pPr>
@@ -436,6 +478,7 @@
           <w:sz w:val="32"/>
           <w:szCs w:val="32"/>
         </w:rPr>
+        <w:lastRenderedPageBreak/>
         <w:t>Part 2: Array Data (Multiple Students, Multiple Subjects)</w:t>
       </w:r>
     </w:p>
@@ -685,6 +728,76 @@
           <w:szCs w:val="32"/>
         </w:rPr>
       </w:pPr>
+      <w:r>
+        <w:rPr>
+          <w:color w:val="1F1F1F"/>
+          <w:sz w:val="32"/>
+          <w:szCs w:val="32"/>
+        </w:rPr>
+        <w:lastRenderedPageBreak/>
+        <w:drawing>
+          <wp:inline distT="0" distB="0" distL="0" distR="0" wp14:anchorId="74C7EEBA" wp14:editId="294C0D82">
+            <wp:extent cx="5943600" cy="6351270"/>
+            <wp:effectExtent l="0" t="0" r="0" b="0"/>
+            <wp:docPr id="700494273" name="Picture 1"/>
+            <wp:cNvGraphicFramePr>
+              <a:graphicFrameLocks xmlns:a="http://schemas.openxmlformats.org/drawingml/2006/main" noChangeAspect="1"/>
+            </wp:cNvGraphicFramePr>
+            <a:graphic xmlns:a="http://schemas.openxmlformats.org/drawingml/2006/main">
+              <a:graphicData uri="http://schemas.openxmlformats.org/drawingml/2006/picture">
+                <pic:pic xmlns:pic="http://schemas.openxmlformats.org/drawingml/2006/picture">
+                  <pic:nvPicPr>
+                    <pic:cNvPr id="700494273" name=""/>
+                    <pic:cNvPicPr/>
+                  </pic:nvPicPr>
+                  <pic:blipFill>
+                    <a:blip r:embed="rId6"/>
+                    <a:stretch>
+                      <a:fillRect/>
+                    </a:stretch>
+                  </pic:blipFill>
+                  <pic:spPr>
+                    <a:xfrm>
+                      <a:off x="0" y="0"/>
+                      <a:ext cx="5943600" cy="6351270"/>
+                    </a:xfrm>
+                    <a:prstGeom prst="rect">
+                      <a:avLst/>
+                    </a:prstGeom>
+                  </pic:spPr>
+                </pic:pic>
+              </a:graphicData>
+            </a:graphic>
+          </wp:inline>
+        </w:drawing>
+      </w:r>
+    </w:p>
+    <w:p>
+      <w:pPr>
+        <w:jc w:val="both"/>
+        <w:rPr>
+          <w:sz w:val="26"/>
+          <w:szCs w:val="26"/>
+        </w:rPr>
+      </w:pPr>
+    </w:p>
+    <w:p>
+      <w:pPr>
+        <w:jc w:val="both"/>
+        <w:rPr>
+          <w:sz w:val="26"/>
+          <w:szCs w:val="26"/>
+        </w:rPr>
+      </w:pPr>
+    </w:p>
+    <w:p>
+      <w:pPr>
+        <w:jc w:val="both"/>
+        <w:rPr>
+          <w:sz w:val="26"/>
+          <w:szCs w:val="26"/>
+        </w:rPr>
+      </w:pPr>
     </w:p>
     <w:p>
       <w:pPr>
@@ -757,6 +870,7 @@
           <w:sz w:val="32"/>
           <w:szCs w:val="32"/>
         </w:rPr>
+        <w:lastRenderedPageBreak/>
         <w:t>Part 3: Class with Array of Marks (Single Student, Multiple Subjects)</w:t>
       </w:r>
     </w:p>
@@ -1035,7 +1149,64 @@
           <w:szCs w:val="32"/>
         </w:rPr>
       </w:pPr>
-    </w:p>
+      <w:r>
+        <w:rPr>
+          <w:color w:val="1F1F1F"/>
+          <w:sz w:val="32"/>
+          <w:szCs w:val="32"/>
+        </w:rPr>
+        <w:lastRenderedPageBreak/>
+        <w:drawing>
+          <wp:inline distT="0" distB="0" distL="0" distR="0" wp14:anchorId="7B821DE8" wp14:editId="17412758">
+            <wp:extent cx="5943600" cy="5716270"/>
+            <wp:effectExtent l="0" t="0" r="0" b="0"/>
+            <wp:docPr id="1826061366" name="Picture 1"/>
+            <wp:cNvGraphicFramePr>
+              <a:graphicFrameLocks xmlns:a="http://schemas.openxmlformats.org/drawingml/2006/main" noChangeAspect="1"/>
+            </wp:cNvGraphicFramePr>
+            <a:graphic xmlns:a="http://schemas.openxmlformats.org/drawingml/2006/main">
+              <a:graphicData uri="http://schemas.openxmlformats.org/drawingml/2006/picture">
+                <pic:pic xmlns:pic="http://schemas.openxmlformats.org/drawingml/2006/picture">
+                  <pic:nvPicPr>
+                    <pic:cNvPr id="1826061366" name=""/>
+                    <pic:cNvPicPr/>
+                  </pic:nvPicPr>
+                  <pic:blipFill>
+                    <a:blip r:embed="rId7"/>
+                    <a:stretch>
+                      <a:fillRect/>
+                    </a:stretch>
+                  </pic:blipFill>
+                  <pic:spPr>
+                    <a:xfrm>
+                      <a:off x="0" y="0"/>
+                      <a:ext cx="5943600" cy="5716270"/>
+                    </a:xfrm>
+                    <a:prstGeom prst="rect">
+                      <a:avLst/>
+                    </a:prstGeom>
+                  </pic:spPr>
+                </pic:pic>
+              </a:graphicData>
+            </a:graphic>
+          </wp:inline>
+        </w:drawing>
+      </w:r>
+    </w:p>
+    <w:p/>
+    <w:p/>
+    <w:p/>
+    <w:p/>
+    <w:p/>
+    <w:p/>
+    <w:p/>
+    <w:p/>
+    <w:p/>
+    <w:p/>
+    <w:p/>
+    <w:p/>
+    <w:p/>
+    <w:p/>
     <w:p>
       <w:pPr>
         <w:pStyle w:val="Heading3"/>
@@ -1053,6 +1224,7 @@
           <w:sz w:val="32"/>
           <w:szCs w:val="32"/>
         </w:rPr>
+        <w:lastRenderedPageBreak/>
         <w:t>Part 4: Class with Array of Objects (Multiple Students, Multiple Subjects)</w:t>
       </w:r>
     </w:p>
@@ -1290,6 +1462,49 @@
           <w:szCs w:val="26"/>
         </w:rPr>
       </w:pPr>
+      <w:r>
+        <w:rPr>
+          <w:color w:val="1F1F1F"/>
+          <w:sz w:val="26"/>
+          <w:szCs w:val="26"/>
+        </w:rPr>
+        <w:lastRenderedPageBreak/>
+        <w:drawing>
+          <wp:inline distT="0" distB="0" distL="0" distR="0" wp14:anchorId="77512969" wp14:editId="7FAE91C2">
+            <wp:extent cx="4436745" cy="8343900"/>
+            <wp:effectExtent l="0" t="0" r="1905" b="0"/>
+            <wp:docPr id="1612413579" name="Picture 1"/>
+            <wp:cNvGraphicFramePr>
+              <a:graphicFrameLocks xmlns:a="http://schemas.openxmlformats.org/drawingml/2006/main" noChangeAspect="1"/>
+            </wp:cNvGraphicFramePr>
+            <a:graphic xmlns:a="http://schemas.openxmlformats.org/drawingml/2006/main">
+              <a:graphicData uri="http://schemas.openxmlformats.org/drawingml/2006/picture">
+                <pic:pic xmlns:pic="http://schemas.openxmlformats.org/drawingml/2006/picture">
+                  <pic:nvPicPr>
+                    <pic:cNvPr id="1612413579" name=""/>
+                    <pic:cNvPicPr/>
+                  </pic:nvPicPr>
+                  <pic:blipFill>
+                    <a:blip r:embed="rId8"/>
+                    <a:stretch>
+                      <a:fillRect/>
+                    </a:stretch>
+                  </pic:blipFill>
+                  <pic:spPr>
+                    <a:xfrm>
+                      <a:off x="0" y="0"/>
+                      <a:ext cx="4436745" cy="8343900"/>
+                    </a:xfrm>
+                    <a:prstGeom prst="rect">
+                      <a:avLst/>
+                    </a:prstGeom>
+                  </pic:spPr>
+                </pic:pic>
+              </a:graphicData>
+            </a:graphic>
+          </wp:inline>
+        </w:drawing>
+      </w:r>
     </w:p>
     <w:p>
       <w:pPr>
@@ -4028,6 +4243,7 @@
   <w:style w:type="character" w:default="1" w:styleId="DefaultParagraphFont">
     <w:name w:val="Default Paragraph Font"/>
     <w:uiPriority w:val="1"/>
+    <w:semiHidden/>
     <w:unhideWhenUsed/>
   </w:style>
   <w:style w:type="table" w:default="1" w:styleId="TableNormal">
